--- a/docs/Soporte de la metodologia de desarrollo.docx
+++ b/docs/Soporte de la metodologia de desarrollo.docx
@@ -5,11 +5,66 @@
     <w:p>
       <w:pPr>
         <w:spacing w:line="360" w:lineRule="auto"/>
-        <w:jc w:val="both"/>
+        <w:jc w:val="center"/>
         <w:rPr>
           <w:b/>
         </w:rPr>
       </w:pPr>
+      <w:r>
+        <w:rPr>
+          <w:rFonts w:ascii="Times New Roman" w:hAnsi="Times New Roman" w:cs="Times New Roman"/>
+          <w:noProof/>
+        </w:rPr>
+        <w:drawing>
+          <wp:anchor distT="0" distB="0" distL="114300" distR="114300" simplePos="0" relativeHeight="251660288" behindDoc="0" locked="0" layoutInCell="1" allowOverlap="1" wp14:anchorId="7104F096" wp14:editId="2F02C40E">
+            <wp:simplePos x="0" y="0"/>
+            <wp:positionH relativeFrom="column">
+              <wp:posOffset>357</wp:posOffset>
+            </wp:positionH>
+            <wp:positionV relativeFrom="paragraph">
+              <wp:posOffset>6350</wp:posOffset>
+            </wp:positionV>
+            <wp:extent cx="803925" cy="939600"/>
+            <wp:effectExtent l="0" t="0" r="0" b="0"/>
+            <wp:wrapSquare wrapText="bothSides"/>
+            <wp:docPr id="949807974" name="Imagen 1"/>
+            <wp:cNvGraphicFramePr>
+              <a:graphicFrameLocks xmlns:a="http://schemas.openxmlformats.org/drawingml/2006/main" noChangeAspect="1"/>
+            </wp:cNvGraphicFramePr>
+            <a:graphic xmlns:a="http://schemas.openxmlformats.org/drawingml/2006/main">
+              <a:graphicData uri="http://schemas.openxmlformats.org/drawingml/2006/picture">
+                <pic:pic xmlns:pic="http://schemas.openxmlformats.org/drawingml/2006/picture">
+                  <pic:nvPicPr>
+                    <pic:cNvPr id="949807974" name="Imagen 949807974"/>
+                    <pic:cNvPicPr/>
+                  </pic:nvPicPr>
+                  <pic:blipFill>
+                    <a:blip r:embed="rId9" cstate="print">
+                      <a:extLst>
+                        <a:ext uri="{28A0092B-C50C-407E-A947-70E740481C1C}">
+                          <a14:useLocalDpi xmlns:a14="http://schemas.microsoft.com/office/drawing/2010/main" val="0"/>
+                        </a:ext>
+                      </a:extLst>
+                    </a:blip>
+                    <a:stretch>
+                      <a:fillRect/>
+                    </a:stretch>
+                  </pic:blipFill>
+                  <pic:spPr>
+                    <a:xfrm>
+                      <a:off x="0" y="0"/>
+                      <a:ext cx="803925" cy="939600"/>
+                    </a:xfrm>
+                    <a:prstGeom prst="rect">
+                      <a:avLst/>
+                    </a:prstGeom>
+                  </pic:spPr>
+                </pic:pic>
+              </a:graphicData>
+            </a:graphic>
+          </wp:anchor>
+        </w:drawing>
+      </w:r>
       <w:r>
         <w:rPr>
           <w:noProof/>
@@ -40,7 +95,7 @@
                     </pic:cNvPicPr>
                   </pic:nvPicPr>
                   <pic:blipFill>
-                    <a:blip r:embed="rId9" cstate="print">
+                    <a:blip r:embed="rId10" cstate="print">
                       <a:extLst>
                         <a:ext uri="{28A0092B-C50C-407E-A947-70E740481C1C}">
                           <a14:useLocalDpi xmlns:a14="http://schemas.microsoft.com/office/drawing/2010/main" val="0"/>
@@ -81,7 +136,7 @@
     <w:p>
       <w:pPr>
         <w:spacing w:line="360" w:lineRule="auto"/>
-        <w:jc w:val="both"/>
+        <w:jc w:val="center"/>
         <w:rPr>
           <w:b/>
         </w:rPr>
@@ -90,13 +145,13 @@
         <w:rPr>
           <w:b/>
         </w:rPr>
-        <w:t xml:space="preserve">Facultad de Ciencias </w:t>
+        <w:t>Facultad de Ciencias</w:t>
       </w:r>
     </w:p>
     <w:p>
       <w:pPr>
         <w:spacing w:line="360" w:lineRule="auto"/>
-        <w:jc w:val="both"/>
+        <w:jc w:val="center"/>
         <w:rPr>
           <w:b/>
         </w:rPr>
@@ -111,7 +166,7 @@
     <w:p>
       <w:pPr>
         <w:spacing w:line="360" w:lineRule="auto"/>
-        <w:jc w:val="both"/>
+        <w:jc w:val="center"/>
         <w:rPr>
           <w:b/>
         </w:rPr>
@@ -120,8 +175,16 @@
         <w:rPr>
           <w:b/>
         </w:rPr>
-        <w:t>Patrones de Diseño y Frameworks</w:t>
-      </w:r>
+        <w:t xml:space="preserve">Patrones de Diseño y </w:t>
+      </w:r>
+      <w:proofErr w:type="spellStart"/>
+      <w:r>
+        <w:rPr>
+          <w:b/>
+        </w:rPr>
+        <w:t>Frameworks</w:t>
+      </w:r>
+      <w:proofErr w:type="spellEnd"/>
     </w:p>
     <w:p>
       <w:pPr>
@@ -1142,16 +1205,7 @@
         </w:numPr>
       </w:pPr>
       <w:r>
-        <w:t xml:space="preserve">Genera artefactos que son </w:t>
-      </w:r>
-      <w:r>
-        <w:t xml:space="preserve">exactamente los </w:t>
-      </w:r>
-      <w:r>
-        <w:t>solicitados</w:t>
-      </w:r>
-      <w:r>
-        <w:t xml:space="preserve">: </w:t>
+        <w:t xml:space="preserve">Genera artefactos que son exactamente los solicitados: </w:t>
       </w:r>
       <w:r>
         <w:t xml:space="preserve">Casos de </w:t>
@@ -1627,7 +1681,15 @@
         </w:numPr>
       </w:pPr>
       <w:r>
-        <w:t>Código fuente introdocumentado.</w:t>
+        <w:t xml:space="preserve">Código fuente </w:t>
+      </w:r>
+      <w:proofErr w:type="spellStart"/>
+      <w:r>
+        <w:t>introdocumentado</w:t>
+      </w:r>
+      <w:proofErr w:type="spellEnd"/>
+      <w:r>
+        <w:t>.</w:t>
       </w:r>
     </w:p>
     <w:p>
@@ -1729,9 +1791,14 @@
         <w:spacing w:line="360" w:lineRule="auto"/>
       </w:pPr>
       <w:bookmarkStart w:id="6" w:name="_Toc220195971"/>
+      <w:proofErr w:type="spellStart"/>
       <w:r>
         <w:lastRenderedPageBreak/>
-        <w:t>Workflows (disciplinas)</w:t>
+        <w:t>Workflows</w:t>
+      </w:r>
+      <w:proofErr w:type="spellEnd"/>
+      <w:r>
+        <w:t xml:space="preserve"> (disciplinas)</w:t>
       </w:r>
       <w:bookmarkEnd w:id="6"/>
     </w:p>
@@ -1957,7 +2024,7 @@
       </w:pPr>
     </w:p>
     <w:sectPr>
-      <w:headerReference w:type="default" r:id="rId10"/>
+      <w:headerReference w:type="default" r:id="rId11"/>
       <w:pgSz w:w="11906" w:h="16838"/>
       <w:pgMar w:top="1440" w:right="1080" w:bottom="1440" w:left="1080" w:header="720" w:footer="720" w:gutter="0"/>
       <w:pgNumType w:start="0"/>
@@ -6215,6 +6282,7 @@
   <w:style w:type="character" w:default="1" w:styleId="DefaultParagraphFont">
     <w:name w:val="Default Paragraph Font"/>
     <w:uiPriority w:val="1"/>
+    <w:semiHidden/>
     <w:unhideWhenUsed/>
   </w:style>
   <w:style w:type="table" w:default="1" w:styleId="TableNormal">
@@ -7004,28 +7072,28 @@
 </file>
 
 <file path=customXml/item1.xml><?xml version="1.0" encoding="utf-8"?>
+<b:Sources xmlns:b="http://schemas.openxmlformats.org/officeDocument/2006/bibliography" xmlns="http://schemas.openxmlformats.org/officeDocument/2006/bibliography" SelectedStyle="\APASixthEditionOfficeOnline.xsl" StyleName="APA" Version="6"/>
+</file>
+
+<file path=customXml/item2.xml><?xml version="1.0" encoding="utf-8"?>
 <go:gDocsCustomXmlDataStorage xmlns:go="http://customooxmlschemas.google.com/" xmlns:r="http://schemas.openxmlformats.org/officeDocument/2006/relationships" uri="GoogleDocsCustomDataVersion2">
   <go:docsCustomData xmlns:go="http://customooxmlschemas.google.com/" roundtripDataSignature="AMtx7mizGexCOIC7/NtQ4c+I1nJn5NLzFw==">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</go:docsCustomData>
 </go:gDocsCustomXmlDataStorage>
 </file>
 
-<file path=customXml/item2.xml><?xml version="1.0" encoding="utf-8"?>
-<b:Sources xmlns:b="http://schemas.openxmlformats.org/officeDocument/2006/bibliography" xmlns="http://schemas.openxmlformats.org/officeDocument/2006/bibliography" SelectedStyle="\APASixthEditionOfficeOnline.xsl" StyleName="APA" Version="6"/>
+<file path=customXml/itemProps1.xml><?xml version="1.0" encoding="utf-8"?>
+<ds:datastoreItem xmlns:ds="http://schemas.openxmlformats.org/officeDocument/2006/customXml" ds:itemID="{A959B552-8D78-43F1-8486-B90E55463D4E}">
+  <ds:schemaRefs>
+    <ds:schemaRef ds:uri="http://schemas.openxmlformats.org/officeDocument/2006/bibliography"/>
+  </ds:schemaRefs>
+</ds:datastoreItem>
 </file>
 
-<file path=customXml/itemProps1.xml><?xml version="1.0" encoding="utf-8"?>
+<file path=customXml/itemProps2.xml><?xml version="1.0" encoding="utf-8"?>
 <ds:datastoreItem xmlns:ds="http://schemas.openxmlformats.org/officeDocument/2006/customXml" ds:itemID="{11111111-1234-1234-1234-123412341234}">
   <ds:schemaRefs>
     <ds:schemaRef ds:uri="http://customooxmlschemas.google.com/"/>
     <ds:schemaRef ds:uri="http://schemas.openxmlformats.org/officeDocument/2006/relationships"/>
   </ds:schemaRefs>
 </ds:datastoreItem>
-</file>
-
-<file path=customXml/itemProps2.xml><?xml version="1.0" encoding="utf-8"?>
-<ds:datastoreItem xmlns:ds="http://schemas.openxmlformats.org/officeDocument/2006/customXml" ds:itemID="{A959B552-8D78-43F1-8486-B90E55463D4E}">
-  <ds:schemaRefs>
-    <ds:schemaRef ds:uri="http://schemas.openxmlformats.org/officeDocument/2006/bibliography"/>
-  </ds:schemaRefs>
-</ds:datastoreItem>
 </file>
--- a/docs/Soporte de la metodologia de desarrollo.docx
+++ b/docs/Soporte de la metodologia de desarrollo.docx
@@ -1149,6 +1149,9 @@
         <w:t xml:space="preserve"> </w:t>
       </w:r>
       <w:r>
+        <w:t xml:space="preserve">que es </w:t>
+      </w:r>
+      <w:r>
         <w:t>requerido</w:t>
       </w:r>
       <w:r>
@@ -1178,10 +1181,19 @@
         <w:t>Para abordar esta complejidad se ha seleccionado el Proceso Unificado (UP)</w:t>
       </w:r>
       <w:r>
-        <w:t xml:space="preserve">. Esto se debe a </w:t>
-      </w:r>
-      <w:r>
-        <w:t xml:space="preserve">que: </w:t>
+        <w:t xml:space="preserve">, debido </w:t>
+      </w:r>
+      <w:r>
+        <w:t xml:space="preserve">a </w:t>
+      </w:r>
+      <w:r>
+        <w:t>que</w:t>
+      </w:r>
+      <w:r>
+        <w:t xml:space="preserve"> esta metodología</w:t>
+      </w:r>
+      <w:r>
+        <w:t xml:space="preserve">: </w:t>
       </w:r>
     </w:p>
     <w:p>
@@ -1208,19 +1220,40 @@
         <w:t xml:space="preserve">Genera artefactos que son exactamente los solicitados: </w:t>
       </w:r>
       <w:r>
-        <w:t xml:space="preserve">Casos de </w:t>
+        <w:t>c</w:t>
+      </w:r>
+      <w:r>
+        <w:t xml:space="preserve">asos de </w:t>
       </w:r>
       <w:r>
         <w:t>u</w:t>
       </w:r>
       <w:r>
-        <w:t xml:space="preserve">so, Secuencia y Clases con </w:t>
+        <w:t xml:space="preserve">so, </w:t>
+      </w:r>
+      <w:r>
+        <w:t>s</w:t>
+      </w:r>
+      <w:r>
+        <w:t xml:space="preserve">ecuencia y </w:t>
+      </w:r>
+      <w:r>
+        <w:t>c</w:t>
+      </w:r>
+      <w:r>
+        <w:t xml:space="preserve">lases con </w:t>
       </w:r>
       <w:r>
         <w:t>p</w:t>
       </w:r>
       <w:r>
-        <w:t>atrones.</w:t>
+        <w:t>atrones</w:t>
+      </w:r>
+      <w:r>
+        <w:t xml:space="preserve"> de diseño</w:t>
+      </w:r>
+      <w:r>
+        <w:t>.</w:t>
       </w:r>
     </w:p>
     <w:p>
@@ -1844,7 +1877,13 @@
         <w:t xml:space="preserve">se </w:t>
       </w:r>
       <w:r>
-        <w:t xml:space="preserve">identifican y formalizan las necesidades del cuerpo de seguridad. El objetivo primordial de esta disciplina es la producción del listado de </w:t>
+        <w:t>identifican y formalizan las necesidades del cuerpo de seguridad</w:t>
+      </w:r>
+      <w:r>
+        <w:t>, produciendo el listado</w:t>
+      </w:r>
+      <w:r>
+        <w:t xml:space="preserve"> de </w:t>
       </w:r>
       <w:r>
         <w:t>requerimientos</w:t>
@@ -1897,7 +1936,13 @@
         <w:t>s</w:t>
       </w:r>
       <w:r>
-        <w:t xml:space="preserve">e define la solución técnica y estructural. Aquí se aplican de forma rigurosa los </w:t>
+        <w:t xml:space="preserve">e define la solución técnica y estructural. </w:t>
+      </w:r>
+      <w:r>
+        <w:t>S</w:t>
+      </w:r>
+      <w:r>
+        <w:t xml:space="preserve">e aplican los </w:t>
       </w:r>
       <w:r>
         <w:t>p</w:t>
@@ -1909,7 +1954,7 @@
         <w:t>d</w:t>
       </w:r>
       <w:r>
-        <w:t xml:space="preserve">iseño vistos en clase para garantizar que el sistema sea flexible y fácil de mantener. </w:t>
+        <w:t xml:space="preserve">iseño vistos en clase. </w:t>
       </w:r>
     </w:p>
     <w:p>
@@ -7072,28 +7117,28 @@
 </file>
 
 <file path=customXml/item1.xml><?xml version="1.0" encoding="utf-8"?>
-<b:Sources xmlns:b="http://schemas.openxmlformats.org/officeDocument/2006/bibliography" xmlns="http://schemas.openxmlformats.org/officeDocument/2006/bibliography" SelectedStyle="\APASixthEditionOfficeOnline.xsl" StyleName="APA" Version="6"/>
-</file>
-
-<file path=customXml/item2.xml><?xml version="1.0" encoding="utf-8"?>
 <go:gDocsCustomXmlDataStorage xmlns:go="http://customooxmlschemas.google.com/" xmlns:r="http://schemas.openxmlformats.org/officeDocument/2006/relationships" uri="GoogleDocsCustomDataVersion2">
   <go:docsCustomData xmlns:go="http://customooxmlschemas.google.com/" roundtripDataSignature="AMtx7mizGexCOIC7/NtQ4c+I1nJn5NLzFw==">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</go:docsCustomData>
 </go:gDocsCustomXmlDataStorage>
 </file>
 
-<file path=customXml/itemProps1.xml><?xml version="1.0" encoding="utf-8"?>
-<ds:datastoreItem xmlns:ds="http://schemas.openxmlformats.org/officeDocument/2006/customXml" ds:itemID="{A959B552-8D78-43F1-8486-B90E55463D4E}">
-  <ds:schemaRefs>
-    <ds:schemaRef ds:uri="http://schemas.openxmlformats.org/officeDocument/2006/bibliography"/>
-  </ds:schemaRefs>
-</ds:datastoreItem>
+<file path=customXml/item2.xml><?xml version="1.0" encoding="utf-8"?>
+<b:Sources xmlns:b="http://schemas.openxmlformats.org/officeDocument/2006/bibliography" xmlns="http://schemas.openxmlformats.org/officeDocument/2006/bibliography" SelectedStyle="\APASixthEditionOfficeOnline.xsl" StyleName="APA" Version="6"/>
 </file>
 
-<file path=customXml/itemProps2.xml><?xml version="1.0" encoding="utf-8"?>
+<file path=customXml/itemProps1.xml><?xml version="1.0" encoding="utf-8"?>
 <ds:datastoreItem xmlns:ds="http://schemas.openxmlformats.org/officeDocument/2006/customXml" ds:itemID="{11111111-1234-1234-1234-123412341234}">
   <ds:schemaRefs>
     <ds:schemaRef ds:uri="http://customooxmlschemas.google.com/"/>
     <ds:schemaRef ds:uri="http://schemas.openxmlformats.org/officeDocument/2006/relationships"/>
   </ds:schemaRefs>
 </ds:datastoreItem>
+</file>
+
+<file path=customXml/itemProps2.xml><?xml version="1.0" encoding="utf-8"?>
+<ds:datastoreItem xmlns:ds="http://schemas.openxmlformats.org/officeDocument/2006/customXml" ds:itemID="{A959B552-8D78-43F1-8486-B90E55463D4E}">
+  <ds:schemaRefs>
+    <ds:schemaRef ds:uri="http://schemas.openxmlformats.org/officeDocument/2006/bibliography"/>
+  </ds:schemaRefs>
+</ds:datastoreItem>
 </file>
--- a/docs/Soporte de la metodologia de desarrollo.docx
+++ b/docs/Soporte de la metodologia de desarrollo.docx
@@ -175,16 +175,8 @@
         <w:rPr>
           <w:b/>
         </w:rPr>
-        <w:t xml:space="preserve">Patrones de Diseño y </w:t>
-      </w:r>
-      <w:proofErr w:type="spellStart"/>
-      <w:r>
-        <w:rPr>
-          <w:b/>
-        </w:rPr>
-        <w:t>Frameworks</w:t>
-      </w:r>
-      <w:proofErr w:type="spellEnd"/>
+        <w:t>Patrones de Diseño y Frameworks</w:t>
+      </w:r>
     </w:p>
     <w:p>
       <w:pPr>
@@ -1140,16 +1132,19 @@
         <w:ind w:firstLine="720"/>
       </w:pPr>
       <w:r>
-        <w:t>El presente documento describe el soporte metodológico usado para el desarrollo del “</w:t>
+        <w:t>Se presenta</w:t>
+      </w:r>
+      <w:r>
+        <w:t xml:space="preserve"> el soporte metodológico usado para el desarrollo del “</w:t>
       </w:r>
       <w:r>
         <w:t>Sistema de Gestión de Casos de Investigación"</w:t>
       </w:r>
       <w:r>
-        <w:t xml:space="preserve"> </w:t>
-      </w:r>
-      <w:r>
-        <w:t xml:space="preserve">que es </w:t>
+        <w:t xml:space="preserve">, el cual </w:t>
+      </w:r>
+      <w:r>
+        <w:t xml:space="preserve">es </w:t>
       </w:r>
       <w:r>
         <w:t>requerido</w:t>
@@ -1265,7 +1260,13 @@
         </w:numPr>
       </w:pPr>
       <w:r>
-        <w:t xml:space="preserve">Le da mucha importancia al diseño arquitectónico (Fase de Elaboración), lo cual es fundamental en un proyecto que se enfoca en patrones de diseño. </w:t>
+        <w:t xml:space="preserve">Le da mucha importancia al diseño arquitectónico (Fase de Elaboración), lo cual es fundamental en un proyecto </w:t>
+      </w:r>
+      <w:r>
+        <w:t>enfocado</w:t>
+      </w:r>
+      <w:r>
+        <w:t xml:space="preserve"> en patrones de diseño. </w:t>
       </w:r>
     </w:p>
     <w:p>
@@ -1714,15 +1715,7 @@
         </w:numPr>
       </w:pPr>
       <w:r>
-        <w:t xml:space="preserve">Código fuente </w:t>
-      </w:r>
-      <w:proofErr w:type="spellStart"/>
-      <w:r>
-        <w:t>introdocumentado</w:t>
-      </w:r>
-      <w:proofErr w:type="spellEnd"/>
-      <w:r>
-        <w:t>.</w:t>
+        <w:t>Código fuente introdocumentado.</w:t>
       </w:r>
     </w:p>
     <w:p>
@@ -1824,14 +1817,9 @@
         <w:spacing w:line="360" w:lineRule="auto"/>
       </w:pPr>
       <w:bookmarkStart w:id="6" w:name="_Toc220195971"/>
-      <w:proofErr w:type="spellStart"/>
       <w:r>
         <w:lastRenderedPageBreak/>
-        <w:t>Workflows</w:t>
-      </w:r>
-      <w:proofErr w:type="spellEnd"/>
-      <w:r>
-        <w:t xml:space="preserve"> (disciplinas)</w:t>
+        <w:t>Workflows (disciplinas)</w:t>
       </w:r>
       <w:bookmarkEnd w:id="6"/>
     </w:p>
@@ -1880,7 +1868,13 @@
         <w:t>identifican y formalizan las necesidades del cuerpo de seguridad</w:t>
       </w:r>
       <w:r>
-        <w:t>, produciendo el listado</w:t>
+        <w:t xml:space="preserve">, produciendo </w:t>
+      </w:r>
+      <w:r>
+        <w:t>un</w:t>
+      </w:r>
+      <w:r>
+        <w:t xml:space="preserve"> listado</w:t>
       </w:r>
       <w:r>
         <w:t xml:space="preserve"> de </w:t>
@@ -1911,7 +1905,19 @@
         <w:t xml:space="preserve">: </w:t>
       </w:r>
       <w:r>
-        <w:t xml:space="preserve">se profundiza en la comprensión del problema. Se identifican los objetos del dominio y se define cómo deben interactuar para cumplir con la lógica de los casos de uso. </w:t>
+        <w:t>se profundiza en la comprensión del problema</w:t>
+      </w:r>
+      <w:r>
+        <w:t>, identificando</w:t>
+      </w:r>
+      <w:r>
+        <w:t xml:space="preserve"> los objetos del dominio y </w:t>
+      </w:r>
+      <w:r>
+        <w:t>definiendo</w:t>
+      </w:r>
+      <w:r>
+        <w:t xml:space="preserve"> cómo deben interactuar para cumplir con la lógica de los casos de uso. </w:t>
       </w:r>
     </w:p>
     <w:p>
@@ -1936,13 +1942,13 @@
         <w:t>s</w:t>
       </w:r>
       <w:r>
-        <w:t xml:space="preserve">e define la solución técnica y estructural. </w:t>
-      </w:r>
-      <w:r>
-        <w:t>S</w:t>
-      </w:r>
-      <w:r>
-        <w:t xml:space="preserve">e aplican los </w:t>
+        <w:t>e define la solución técnica y estructural</w:t>
+      </w:r>
+      <w:r>
+        <w:t>, incluyendo</w:t>
+      </w:r>
+      <w:r>
+        <w:t xml:space="preserve"> </w:t>
       </w:r>
       <w:r>
         <w:t>p</w:t>
@@ -1979,10 +1985,13 @@
         <w:t>s</w:t>
       </w:r>
       <w:r>
-        <w:t>e traduce el diseño a Java. En este punto, se garantiza que el código esté documentado para facilitar el mantenimiento y cumplir con los estándares de calidad exigidos.</w:t>
-      </w:r>
-      <w:r>
-        <w:t xml:space="preserve"> Se asegura que cada clase y método corresponda fielmente a lo diseñado en el diagrama de clases. </w:t>
+        <w:t>e traduce el diseño a Java. En este punto, se garantiza que el código esté documentado para facilitar el mantenimiento</w:t>
+      </w:r>
+      <w:r>
+        <w:t>. Además, s</w:t>
+      </w:r>
+      <w:r>
+        <w:t xml:space="preserve">e asegura que cada clase y método corresponda fielmente a lo diseñado en el diagrama de clases. </w:t>
       </w:r>
     </w:p>
     <w:p>
@@ -2007,7 +2016,7 @@
         <w:t>s</w:t>
       </w:r>
       <w:r>
-        <w:t xml:space="preserve">e diseñan y ejecutan casos de prueba basados en los escenarios de los </w:t>
+        <w:t xml:space="preserve">e ejecutan casos de prueba basados en los escenarios de los </w:t>
       </w:r>
       <w:r>
         <w:t>c</w:t>
@@ -2019,10 +2028,13 @@
         <w:t>u</w:t>
       </w:r>
       <w:r>
-        <w:t xml:space="preserve">so. </w:t>
-      </w:r>
-      <w:r>
-        <w:t>Esta disciplina garantiza la entrega de un producto final estable y libre de errores críticos.</w:t>
+        <w:t>so</w:t>
+      </w:r>
+      <w:r>
+        <w:t>, de esta manera se</w:t>
+      </w:r>
+      <w:r>
+        <w:t xml:space="preserve"> garantiza la entrega de un producto final estable y libre de errores críticos.</w:t>
       </w:r>
     </w:p>
     <w:p>
@@ -2047,13 +2059,25 @@
         <w:ind w:firstLine="720"/>
       </w:pPr>
       <w:r>
-        <w:t xml:space="preserve">Este soporte garantiza que cada línea de código en la entrega final tiene su origen en un requerimiento analizado en la fase de </w:t>
+        <w:t xml:space="preserve">Este soporte garantiza que cada línea de código en la entrega final tiene su origen en un requerimiento analizado en la </w:t>
+      </w:r>
+      <w:r>
+        <w:t>F</w:t>
+      </w:r>
+      <w:r>
+        <w:t xml:space="preserve">ase de </w:t>
       </w:r>
       <w:r>
         <w:t>C</w:t>
       </w:r>
       <w:r>
-        <w:t xml:space="preserve">omienzo y diseñado formalmente en la fase de </w:t>
+        <w:t xml:space="preserve">omienzo y diseñado formalmente en la </w:t>
+      </w:r>
+      <w:r>
+        <w:t>F</w:t>
+      </w:r>
+      <w:r>
+        <w:t xml:space="preserve">ase de </w:t>
       </w:r>
       <w:r>
         <w:t>E</w:t>
@@ -7117,28 +7141,28 @@
 </file>
 
 <file path=customXml/item1.xml><?xml version="1.0" encoding="utf-8"?>
+<b:Sources xmlns:b="http://schemas.openxmlformats.org/officeDocument/2006/bibliography" xmlns="http://schemas.openxmlformats.org/officeDocument/2006/bibliography" SelectedStyle="\APASixthEditionOfficeOnline.xsl" StyleName="APA" Version="6"/>
+</file>
+
+<file path=customXml/item2.xml><?xml version="1.0" encoding="utf-8"?>
 <go:gDocsCustomXmlDataStorage xmlns:go="http://customooxmlschemas.google.com/" xmlns:r="http://schemas.openxmlformats.org/officeDocument/2006/relationships" uri="GoogleDocsCustomDataVersion2">
   <go:docsCustomData xmlns:go="http://customooxmlschemas.google.com/" roundtripDataSignature="AMtx7mizGexCOIC7/NtQ4c+I1nJn5NLzFw==">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</go:docsCustomData>
 </go:gDocsCustomXmlDataStorage>
 </file>
 
-<file path=customXml/item2.xml><?xml version="1.0" encoding="utf-8"?>
-<b:Sources xmlns:b="http://schemas.openxmlformats.org/officeDocument/2006/bibliography" xmlns="http://schemas.openxmlformats.org/officeDocument/2006/bibliography" SelectedStyle="\APASixthEditionOfficeOnline.xsl" StyleName="APA" Version="6"/>
+<file path=customXml/itemProps1.xml><?xml version="1.0" encoding="utf-8"?>
+<ds:datastoreItem xmlns:ds="http://schemas.openxmlformats.org/officeDocument/2006/customXml" ds:itemID="{A959B552-8D78-43F1-8486-B90E55463D4E}">
+  <ds:schemaRefs>
+    <ds:schemaRef ds:uri="http://schemas.openxmlformats.org/officeDocument/2006/bibliography"/>
+  </ds:schemaRefs>
+</ds:datastoreItem>
 </file>
 
-<file path=customXml/itemProps1.xml><?xml version="1.0" encoding="utf-8"?>
+<file path=customXml/itemProps2.xml><?xml version="1.0" encoding="utf-8"?>
 <ds:datastoreItem xmlns:ds="http://schemas.openxmlformats.org/officeDocument/2006/customXml" ds:itemID="{11111111-1234-1234-1234-123412341234}">
   <ds:schemaRefs>
     <ds:schemaRef ds:uri="http://customooxmlschemas.google.com/"/>
     <ds:schemaRef ds:uri="http://schemas.openxmlformats.org/officeDocument/2006/relationships"/>
   </ds:schemaRefs>
 </ds:datastoreItem>
-</file>
-
-<file path=customXml/itemProps2.xml><?xml version="1.0" encoding="utf-8"?>
-<ds:datastoreItem xmlns:ds="http://schemas.openxmlformats.org/officeDocument/2006/customXml" ds:itemID="{A959B552-8D78-43F1-8486-B90E55463D4E}">
-  <ds:schemaRefs>
-    <ds:schemaRef ds:uri="http://schemas.openxmlformats.org/officeDocument/2006/bibliography"/>
-  </ds:schemaRefs>
-</ds:datastoreItem>
 </file>